--- a/src/main/resources/test.docx
+++ b/src/main/resources/test.docx
@@ -480,444 +480,6 @@
         <w:t>${table1}</w:t>
       </w:r>
     </w:p>
-    <w:tbl>
-      <w:tblPr>
-        <w:tblStyle w:val="3"/>
-        <w:tblW w:w="0" w:type="auto"/>
-        <w:tblInd w:w="0" w:type="dxa"/>
-        <w:tblBorders>
-          <w:top w:val="single" w:color="auto" w:sz="4" w:space="0"/>
-          <w:left w:val="single" w:color="auto" w:sz="4" w:space="0"/>
-          <w:bottom w:val="single" w:color="auto" w:sz="4" w:space="0"/>
-          <w:right w:val="single" w:color="auto" w:sz="4" w:space="0"/>
-          <w:insideH w:val="single" w:color="auto" w:sz="4" w:space="0"/>
-          <w:insideV w:val="single" w:color="auto" w:sz="4" w:space="0"/>
-        </w:tblBorders>
-        <w:tblLayout w:type="autofit"/>
-        <w:tblCellMar>
-          <w:left w:w="108" w:type="dxa"/>
-          <w:right w:w="108" w:type="dxa"/>
-        </w:tblCellMar>
-      </w:tblPr>
-      <w:tblGrid>
-        <w:gridCol w:w="1420"/>
-        <w:gridCol w:w="1420"/>
-        <w:gridCol w:w="1420"/>
-        <w:gridCol w:w="1420"/>
-        <w:gridCol w:w="1421"/>
-        <w:gridCol w:w="1421"/>
-      </w:tblGrid>
-      <w:tr>
-        <w:tblPrEx>
-          <w:tblBorders>
-            <w:top w:val="single" w:color="auto" w:sz="4" w:space="0"/>
-            <w:left w:val="single" w:color="auto" w:sz="4" w:space="0"/>
-            <w:bottom w:val="single" w:color="auto" w:sz="4" w:space="0"/>
-            <w:right w:val="single" w:color="auto" w:sz="4" w:space="0"/>
-            <w:insideH w:val="single" w:color="auto" w:sz="4" w:space="0"/>
-            <w:insideV w:val="single" w:color="auto" w:sz="4" w:space="0"/>
-          </w:tblBorders>
-          <w:tblCellMar>
-            <w:left w:w="108" w:type="dxa"/>
-            <w:right w:w="108" w:type="dxa"/>
-          </w:tblCellMar>
-        </w:tblPrEx>
-        <w:tc>
-          <w:tcPr>
-            <w:tcW w:w="1420" w:type="dxa"/>
-          </w:tcPr>
-          <w:p>
-            <w:pPr>
-              <w:rPr>
-                <w:rFonts w:hint="eastAsia"/>
-                <w:vertAlign w:val="baseline"/>
-                <w:lang w:val="en-US" w:eastAsia="zh-CN"/>
-              </w:rPr>
-            </w:pPr>
-            <w:bookmarkStart w:id="0" w:name="_GoBack"/>
-            <w:bookmarkEnd w:id="0"/>
-          </w:p>
-        </w:tc>
-        <w:tc>
-          <w:tcPr>
-            <w:tcW w:w="1420" w:type="dxa"/>
-          </w:tcPr>
-          <w:p>
-            <w:pPr>
-              <w:rPr>
-                <w:rFonts w:hint="eastAsia"/>
-                <w:vertAlign w:val="baseline"/>
-                <w:lang w:val="en-US" w:eastAsia="zh-CN"/>
-              </w:rPr>
-            </w:pPr>
-          </w:p>
-        </w:tc>
-        <w:tc>
-          <w:tcPr>
-            <w:tcW w:w="1420" w:type="dxa"/>
-          </w:tcPr>
-          <w:p>
-            <w:pPr>
-              <w:rPr>
-                <w:rFonts w:hint="eastAsia"/>
-                <w:vertAlign w:val="baseline"/>
-                <w:lang w:val="en-US" w:eastAsia="zh-CN"/>
-              </w:rPr>
-            </w:pPr>
-          </w:p>
-        </w:tc>
-        <w:tc>
-          <w:tcPr>
-            <w:tcW w:w="1420" w:type="dxa"/>
-          </w:tcPr>
-          <w:p>
-            <w:pPr>
-              <w:rPr>
-                <w:rFonts w:hint="eastAsia"/>
-                <w:vertAlign w:val="baseline"/>
-                <w:lang w:val="en-US" w:eastAsia="zh-CN"/>
-              </w:rPr>
-            </w:pPr>
-          </w:p>
-        </w:tc>
-        <w:tc>
-          <w:tcPr>
-            <w:tcW w:w="1421" w:type="dxa"/>
-          </w:tcPr>
-          <w:p>
-            <w:pPr>
-              <w:rPr>
-                <w:rFonts w:hint="eastAsia"/>
-                <w:vertAlign w:val="baseline"/>
-                <w:lang w:val="en-US" w:eastAsia="zh-CN"/>
-              </w:rPr>
-            </w:pPr>
-          </w:p>
-        </w:tc>
-        <w:tc>
-          <w:tcPr>
-            <w:tcW w:w="1421" w:type="dxa"/>
-          </w:tcPr>
-          <w:p>
-            <w:pPr>
-              <w:rPr>
-                <w:rFonts w:hint="eastAsia"/>
-                <w:vertAlign w:val="baseline"/>
-                <w:lang w:val="en-US" w:eastAsia="zh-CN"/>
-              </w:rPr>
-            </w:pPr>
-          </w:p>
-        </w:tc>
-      </w:tr>
-      <w:tr>
-        <w:tblPrEx>
-          <w:tblBorders>
-            <w:top w:val="single" w:color="auto" w:sz="4" w:space="0"/>
-            <w:left w:val="single" w:color="auto" w:sz="4" w:space="0"/>
-            <w:bottom w:val="single" w:color="auto" w:sz="4" w:space="0"/>
-            <w:right w:val="single" w:color="auto" w:sz="4" w:space="0"/>
-            <w:insideH w:val="single" w:color="auto" w:sz="4" w:space="0"/>
-            <w:insideV w:val="single" w:color="auto" w:sz="4" w:space="0"/>
-          </w:tblBorders>
-          <w:tblCellMar>
-            <w:left w:w="108" w:type="dxa"/>
-            <w:right w:w="108" w:type="dxa"/>
-          </w:tblCellMar>
-        </w:tblPrEx>
-        <w:tc>
-          <w:tcPr>
-            <w:tcW w:w="1420" w:type="dxa"/>
-          </w:tcPr>
-          <w:p>
-            <w:pPr>
-              <w:rPr>
-                <w:rFonts w:hint="eastAsia"/>
-                <w:vertAlign w:val="baseline"/>
-                <w:lang w:val="en-US" w:eastAsia="zh-CN"/>
-              </w:rPr>
-            </w:pPr>
-          </w:p>
-        </w:tc>
-        <w:tc>
-          <w:tcPr>
-            <w:tcW w:w="1420" w:type="dxa"/>
-          </w:tcPr>
-          <w:p>
-            <w:pPr>
-              <w:rPr>
-                <w:rFonts w:hint="eastAsia"/>
-                <w:vertAlign w:val="baseline"/>
-                <w:lang w:val="en-US" w:eastAsia="zh-CN"/>
-              </w:rPr>
-            </w:pPr>
-          </w:p>
-        </w:tc>
-        <w:tc>
-          <w:tcPr>
-            <w:tcW w:w="1420" w:type="dxa"/>
-          </w:tcPr>
-          <w:p>
-            <w:pPr>
-              <w:rPr>
-                <w:rFonts w:hint="eastAsia"/>
-                <w:vertAlign w:val="baseline"/>
-                <w:lang w:val="en-US" w:eastAsia="zh-CN"/>
-              </w:rPr>
-            </w:pPr>
-          </w:p>
-        </w:tc>
-        <w:tc>
-          <w:tcPr>
-            <w:tcW w:w="1420" w:type="dxa"/>
-          </w:tcPr>
-          <w:p>
-            <w:pPr>
-              <w:rPr>
-                <w:rFonts w:hint="eastAsia"/>
-                <w:vertAlign w:val="baseline"/>
-                <w:lang w:val="en-US" w:eastAsia="zh-CN"/>
-              </w:rPr>
-            </w:pPr>
-          </w:p>
-        </w:tc>
-        <w:tc>
-          <w:tcPr>
-            <w:tcW w:w="1421" w:type="dxa"/>
-          </w:tcPr>
-          <w:p>
-            <w:pPr>
-              <w:rPr>
-                <w:rFonts w:hint="eastAsia"/>
-                <w:vertAlign w:val="baseline"/>
-                <w:lang w:val="en-US" w:eastAsia="zh-CN"/>
-              </w:rPr>
-            </w:pPr>
-          </w:p>
-        </w:tc>
-        <w:tc>
-          <w:tcPr>
-            <w:tcW w:w="1421" w:type="dxa"/>
-          </w:tcPr>
-          <w:p>
-            <w:pPr>
-              <w:rPr>
-                <w:rFonts w:hint="eastAsia"/>
-                <w:vertAlign w:val="baseline"/>
-                <w:lang w:val="en-US" w:eastAsia="zh-CN"/>
-              </w:rPr>
-            </w:pPr>
-          </w:p>
-        </w:tc>
-      </w:tr>
-      <w:tr>
-        <w:tblPrEx>
-          <w:tblBorders>
-            <w:top w:val="single" w:color="auto" w:sz="4" w:space="0"/>
-            <w:left w:val="single" w:color="auto" w:sz="4" w:space="0"/>
-            <w:bottom w:val="single" w:color="auto" w:sz="4" w:space="0"/>
-            <w:right w:val="single" w:color="auto" w:sz="4" w:space="0"/>
-            <w:insideH w:val="single" w:color="auto" w:sz="4" w:space="0"/>
-            <w:insideV w:val="single" w:color="auto" w:sz="4" w:space="0"/>
-          </w:tblBorders>
-          <w:tblCellMar>
-            <w:left w:w="108" w:type="dxa"/>
-            <w:right w:w="108" w:type="dxa"/>
-          </w:tblCellMar>
-        </w:tblPrEx>
-        <w:tc>
-          <w:tcPr>
-            <w:tcW w:w="1420" w:type="dxa"/>
-          </w:tcPr>
-          <w:p>
-            <w:pPr>
-              <w:rPr>
-                <w:rFonts w:hint="eastAsia"/>
-                <w:vertAlign w:val="baseline"/>
-                <w:lang w:val="en-US" w:eastAsia="zh-CN"/>
-              </w:rPr>
-            </w:pPr>
-          </w:p>
-        </w:tc>
-        <w:tc>
-          <w:tcPr>
-            <w:tcW w:w="1420" w:type="dxa"/>
-          </w:tcPr>
-          <w:p>
-            <w:pPr>
-              <w:rPr>
-                <w:rFonts w:hint="eastAsia"/>
-                <w:vertAlign w:val="baseline"/>
-                <w:lang w:val="en-US" w:eastAsia="zh-CN"/>
-              </w:rPr>
-            </w:pPr>
-          </w:p>
-        </w:tc>
-        <w:tc>
-          <w:tcPr>
-            <w:tcW w:w="1420" w:type="dxa"/>
-          </w:tcPr>
-          <w:p>
-            <w:pPr>
-              <w:rPr>
-                <w:rFonts w:hint="eastAsia"/>
-                <w:vertAlign w:val="baseline"/>
-                <w:lang w:val="en-US" w:eastAsia="zh-CN"/>
-              </w:rPr>
-            </w:pPr>
-          </w:p>
-        </w:tc>
-        <w:tc>
-          <w:tcPr>
-            <w:tcW w:w="1420" w:type="dxa"/>
-          </w:tcPr>
-          <w:p>
-            <w:pPr>
-              <w:rPr>
-                <w:rFonts w:hint="eastAsia"/>
-                <w:vertAlign w:val="baseline"/>
-                <w:lang w:val="en-US" w:eastAsia="zh-CN"/>
-              </w:rPr>
-            </w:pPr>
-          </w:p>
-        </w:tc>
-        <w:tc>
-          <w:tcPr>
-            <w:tcW w:w="1421" w:type="dxa"/>
-          </w:tcPr>
-          <w:p>
-            <w:pPr>
-              <w:rPr>
-                <w:rFonts w:hint="eastAsia"/>
-                <w:vertAlign w:val="baseline"/>
-                <w:lang w:val="en-US" w:eastAsia="zh-CN"/>
-              </w:rPr>
-            </w:pPr>
-          </w:p>
-        </w:tc>
-        <w:tc>
-          <w:tcPr>
-            <w:tcW w:w="1421" w:type="dxa"/>
-          </w:tcPr>
-          <w:p>
-            <w:pPr>
-              <w:rPr>
-                <w:rFonts w:hint="eastAsia"/>
-                <w:vertAlign w:val="baseline"/>
-                <w:lang w:val="en-US" w:eastAsia="zh-CN"/>
-              </w:rPr>
-            </w:pPr>
-          </w:p>
-        </w:tc>
-      </w:tr>
-      <w:tr>
-        <w:tblPrEx>
-          <w:tblBorders>
-            <w:top w:val="single" w:color="auto" w:sz="4" w:space="0"/>
-            <w:left w:val="single" w:color="auto" w:sz="4" w:space="0"/>
-            <w:bottom w:val="single" w:color="auto" w:sz="4" w:space="0"/>
-            <w:right w:val="single" w:color="auto" w:sz="4" w:space="0"/>
-            <w:insideH w:val="single" w:color="auto" w:sz="4" w:space="0"/>
-            <w:insideV w:val="single" w:color="auto" w:sz="4" w:space="0"/>
-          </w:tblBorders>
-          <w:tblCellMar>
-            <w:left w:w="108" w:type="dxa"/>
-            <w:right w:w="108" w:type="dxa"/>
-          </w:tblCellMar>
-        </w:tblPrEx>
-        <w:tc>
-          <w:tcPr>
-            <w:tcW w:w="1420" w:type="dxa"/>
-          </w:tcPr>
-          <w:p>
-            <w:pPr>
-              <w:rPr>
-                <w:rFonts w:hint="eastAsia"/>
-                <w:vertAlign w:val="baseline"/>
-                <w:lang w:val="en-US" w:eastAsia="zh-CN"/>
-              </w:rPr>
-            </w:pPr>
-          </w:p>
-        </w:tc>
-        <w:tc>
-          <w:tcPr>
-            <w:tcW w:w="1420" w:type="dxa"/>
-          </w:tcPr>
-          <w:p>
-            <w:pPr>
-              <w:rPr>
-                <w:rFonts w:hint="eastAsia"/>
-                <w:vertAlign w:val="baseline"/>
-                <w:lang w:val="en-US" w:eastAsia="zh-CN"/>
-              </w:rPr>
-            </w:pPr>
-          </w:p>
-        </w:tc>
-        <w:tc>
-          <w:tcPr>
-            <w:tcW w:w="1420" w:type="dxa"/>
-          </w:tcPr>
-          <w:p>
-            <w:pPr>
-              <w:rPr>
-                <w:rFonts w:hint="eastAsia"/>
-                <w:vertAlign w:val="baseline"/>
-                <w:lang w:val="en-US" w:eastAsia="zh-CN"/>
-              </w:rPr>
-            </w:pPr>
-          </w:p>
-        </w:tc>
-        <w:tc>
-          <w:tcPr>
-            <w:tcW w:w="1420" w:type="dxa"/>
-          </w:tcPr>
-          <w:p>
-            <w:pPr>
-              <w:rPr>
-                <w:rFonts w:hint="eastAsia"/>
-                <w:vertAlign w:val="baseline"/>
-                <w:lang w:val="en-US" w:eastAsia="zh-CN"/>
-              </w:rPr>
-            </w:pPr>
-          </w:p>
-        </w:tc>
-        <w:tc>
-          <w:tcPr>
-            <w:tcW w:w="1421" w:type="dxa"/>
-          </w:tcPr>
-          <w:p>
-            <w:pPr>
-              <w:rPr>
-                <w:rFonts w:hint="eastAsia"/>
-                <w:vertAlign w:val="baseline"/>
-                <w:lang w:val="en-US" w:eastAsia="zh-CN"/>
-              </w:rPr>
-            </w:pPr>
-          </w:p>
-        </w:tc>
-        <w:tc>
-          <w:tcPr>
-            <w:tcW w:w="1421" w:type="dxa"/>
-          </w:tcPr>
-          <w:p>
-            <w:pPr>
-              <w:rPr>
-                <w:rFonts w:hint="eastAsia"/>
-                <w:vertAlign w:val="baseline"/>
-                <w:lang w:val="en-US" w:eastAsia="zh-CN"/>
-              </w:rPr>
-            </w:pPr>
-          </w:p>
-        </w:tc>
-      </w:tr>
-    </w:tbl>
-    <w:p>
-      <w:pPr>
-        <w:rPr>
-          <w:rFonts w:hint="eastAsia"/>
-          <w:lang w:val="en-US" w:eastAsia="zh-CN"/>
-        </w:rPr>
-      </w:pPr>
-    </w:p>
     <w:p>
       <w:pPr>
         <w:rPr>
@@ -943,7 +505,6 @@
     </w:p>
     <w:p>
       <w:pPr>
-        <w:jc w:val="left"/>
         <w:rPr>
           <w:rFonts w:hint="default"/>
           <w:lang w:val="en-US" w:eastAsia="zh-CN"/>
@@ -1119,7 +680,6 @@
         </w:rPr>
         <w:object>
           <v:shape id="_x0000_i1027" o:spt="75" type="#_x0000_t75" style="height:65.4pt;width:72.6pt;" o:ole="t" filled="f" o:preferrelative="t" stroked="f" coordsize="21600,21600">
-            <v:path/>
             <v:fill on="f" focussize="0,0"/>
             <v:stroke on="f"/>
             <v:imagedata r:id="rId15" o:title=""/>
@@ -1140,6 +700,8 @@
           <w:lang w:val="en-US" w:eastAsia="zh-CN"/>
         </w:rPr>
       </w:pPr>
+      <w:bookmarkStart w:id="0" w:name="_GoBack"/>
+      <w:bookmarkEnd w:id="0"/>
     </w:p>
     <w:p>
       <w:pPr>
@@ -1458,7 +1020,7 @@
       <w:lang w:val="en-US" w:eastAsia="zh-CN" w:bidi="ar-SA"/>
     </w:rPr>
   </w:style>
-  <w:style w:type="character" w:default="1" w:styleId="4">
+  <w:style w:type="character" w:default="1" w:styleId="3">
     <w:name w:val="Default Paragraph Font"/>
     <w:semiHidden/>
     <w:qFormat/>
@@ -1476,25 +1038,6 @@
         <w:bottom w:w="0" w:type="dxa"/>
         <w:right w:w="108" w:type="dxa"/>
       </w:tblCellMar>
-    </w:tblPr>
-  </w:style>
-  <w:style w:type="table" w:styleId="3">
-    <w:name w:val="Table Grid"/>
-    <w:basedOn w:val="2"/>
-    <w:uiPriority w:val="0"/>
-    <w:pPr>
-      <w:widowControl w:val="0"/>
-      <w:jc w:val="both"/>
-    </w:pPr>
-    <w:tblPr>
-      <w:tblBorders>
-        <w:top w:val="single" w:color="auto" w:sz="4" w:space="0"/>
-        <w:left w:val="single" w:color="auto" w:sz="4" w:space="0"/>
-        <w:bottom w:val="single" w:color="auto" w:sz="4" w:space="0"/>
-        <w:right w:val="single" w:color="auto" w:sz="4" w:space="0"/>
-        <w:insideH w:val="single" w:color="auto" w:sz="4" w:space="0"/>
-        <w:insideV w:val="single" w:color="auto" w:sz="4" w:space="0"/>
-      </w:tblBorders>
     </w:tblPr>
   </w:style>
 </w:styles>
@@ -4034,7 +3577,7 @@
 </file>
 
 <file path=word/charts/style1.xml><?xml version="1.0" encoding="utf-8"?>
-<cs:chartStyle xmlns:cs="http://schemas.microsoft.com/office/drawing/2012/chartStyle" xmlns:a="http://schemas.openxmlformats.org/drawingml/2006/main" id="201">
+<cs:chartStyle xmlns:cs="http://schemas.microsoft.com/office/drawing/2012/chartStyle" xmlns:a="http://schemas.openxmlformats.org/drawingml/2006/main" id="297">
   <cs:axisTitle>
     <cs:lnRef idx="0"/>
     <cs:fillRef idx="0"/>
@@ -4238,22 +3781,23 @@
     <cs:fillRef idx="0"/>
     <cs:effectRef idx="0"/>
     <cs:fontRef idx="minor">
-      <a:schemeClr val="dk1"/>
+      <a:schemeClr val="tx1"/>
     </cs:fontRef>
     <cs:spPr>
       <a:solidFill>
         <a:schemeClr val="dk1">
-          <a:lumMod val="65000"/>
-          <a:lumOff val="35000"/>
+          <a:lumMod val="75000"/>
+          <a:lumOff val="25000"/>
         </a:schemeClr>
       </a:solidFill>
-      <a:ln w="9525">
+      <a:ln w="9525" cap="flat" cmpd="sng" algn="ctr">
         <a:solidFill>
           <a:schemeClr val="tx1">
             <a:lumMod val="65000"/>
             <a:lumOff val="35000"/>
           </a:schemeClr>
         </a:solidFill>
+        <a:round/>
       </a:ln>
     </cs:spPr>
   </cs:downBar>
@@ -4358,8 +3902,8 @@
       <a:ln w="9525" cap="flat" cmpd="sng" algn="ctr">
         <a:solidFill>
           <a:schemeClr val="tx1">
-            <a:lumMod val="75000"/>
-            <a:lumOff val="25000"/>
+            <a:lumMod val="50000"/>
+            <a:lumOff val="50000"/>
           </a:schemeClr>
         </a:solidFill>
         <a:round/>
@@ -4491,19 +4035,20 @@
     <cs:fillRef idx="0"/>
     <cs:effectRef idx="0"/>
     <cs:fontRef idx="minor">
-      <a:schemeClr val="dk1"/>
+      <a:schemeClr val="tx1"/>
     </cs:fontRef>
     <cs:spPr>
       <a:solidFill>
         <a:schemeClr val="lt1"/>
       </a:solidFill>
-      <a:ln w="9525">
-        <a:solidFill>
-          <a:schemeClr val="tx1">
-            <a:lumMod val="15000"/>
-            <a:lumOff val="85000"/>
-          </a:schemeClr>
-        </a:solidFill>
+      <a:ln w="9525" cap="flat" cmpd="sng" algn="ctr">
+        <a:solidFill>
+          <a:schemeClr val="tx1">
+            <a:lumMod val="65000"/>
+            <a:lumOff val="35000"/>
+          </a:schemeClr>
+        </a:solidFill>
+        <a:round/>
       </a:ln>
     </cs:spPr>
   </cs:upBar>
@@ -4537,7 +4082,7 @@
 </file>
 
 <file path=word/charts/style2.xml><?xml version="1.0" encoding="utf-8"?>
-<cs:chartStyle xmlns:cs="http://schemas.microsoft.com/office/drawing/2012/chartStyle" xmlns:a="http://schemas.openxmlformats.org/drawingml/2006/main" id="297">
+<cs:chartStyle xmlns:cs="http://schemas.microsoft.com/office/drawing/2012/chartStyle" xmlns:a="http://schemas.openxmlformats.org/drawingml/2006/main" id="201">
   <cs:axisTitle>
     <cs:lnRef idx="0"/>
     <cs:fillRef idx="0"/>
@@ -4741,23 +4286,22 @@
     <cs:fillRef idx="0"/>
     <cs:effectRef idx="0"/>
     <cs:fontRef idx="minor">
-      <a:schemeClr val="tx1"/>
+      <a:schemeClr val="dk1"/>
     </cs:fontRef>
     <cs:spPr>
       <a:solidFill>
         <a:schemeClr val="dk1">
-          <a:lumMod val="75000"/>
-          <a:lumOff val="25000"/>
+          <a:lumMod val="65000"/>
+          <a:lumOff val="35000"/>
         </a:schemeClr>
       </a:solidFill>
-      <a:ln w="9525" cap="flat" cmpd="sng" algn="ctr">
+      <a:ln w="9525">
         <a:solidFill>
           <a:schemeClr val="tx1">
             <a:lumMod val="65000"/>
             <a:lumOff val="35000"/>
           </a:schemeClr>
         </a:solidFill>
-        <a:round/>
       </a:ln>
     </cs:spPr>
   </cs:downBar>
@@ -4862,8 +4406,8 @@
       <a:ln w="9525" cap="flat" cmpd="sng" algn="ctr">
         <a:solidFill>
           <a:schemeClr val="tx1">
-            <a:lumMod val="50000"/>
-            <a:lumOff val="50000"/>
+            <a:lumMod val="75000"/>
+            <a:lumOff val="25000"/>
           </a:schemeClr>
         </a:solidFill>
         <a:round/>
@@ -4995,20 +4539,19 @@
     <cs:fillRef idx="0"/>
     <cs:effectRef idx="0"/>
     <cs:fontRef idx="minor">
-      <a:schemeClr val="tx1"/>
+      <a:schemeClr val="dk1"/>
     </cs:fontRef>
     <cs:spPr>
       <a:solidFill>
         <a:schemeClr val="lt1"/>
       </a:solidFill>
-      <a:ln w="9525" cap="flat" cmpd="sng" algn="ctr">
-        <a:solidFill>
-          <a:schemeClr val="tx1">
-            <a:lumMod val="65000"/>
-            <a:lumOff val="35000"/>
-          </a:schemeClr>
-        </a:solidFill>
-        <a:round/>
+      <a:ln w="9525">
+        <a:solidFill>
+          <a:schemeClr val="tx1">
+            <a:lumMod val="15000"/>
+            <a:lumOff val="85000"/>
+          </a:schemeClr>
+        </a:solidFill>
       </a:ln>
     </cs:spPr>
   </cs:upBar>
@@ -5545,7 +5088,7 @@
 </file>
 
 <file path=word/charts/style4.xml><?xml version="1.0" encoding="utf-8"?>
-<cs:chartStyle xmlns:cs="http://schemas.microsoft.com/office/drawing/2012/chartStyle" xmlns:a="http://schemas.openxmlformats.org/drawingml/2006/main" id="201">
+<cs:chartStyle xmlns:cs="http://schemas.microsoft.com/office/drawing/2012/chartStyle" xmlns:a="http://schemas.openxmlformats.org/drawingml/2006/main" id="227">
   <cs:axisTitle>
     <cs:lnRef idx="0"/>
     <cs:fillRef idx="0"/>
@@ -5653,6 +5196,11 @@
     <cs:fontRef idx="minor">
       <a:schemeClr val="tx1"/>
     </cs:fontRef>
+    <cs:spPr>
+      <a:solidFill>
+        <a:schemeClr val="phClr"/>
+      </a:solidFill>
+    </cs:spPr>
   </cs:dataPoint>
   <cs:dataPoint3D>
     <cs:lnRef idx="0"/>
@@ -5663,6 +5211,11 @@
     <cs:fontRef idx="minor">
       <a:schemeClr val="tx1"/>
     </cs:fontRef>
+    <cs:spPr>
+      <a:solidFill>
+        <a:schemeClr val="phClr"/>
+      </a:solidFill>
+    </cs:spPr>
   </cs:dataPoint3D>
   <cs:dataPointLine>
     <cs:lnRef idx="0">
@@ -5694,6 +5247,9 @@
       <a:schemeClr val="tx1"/>
     </cs:fontRef>
     <cs:spPr>
+      <a:solidFill>
+        <a:schemeClr val="phClr"/>
+      </a:solidFill>
       <a:ln w="9525">
         <a:solidFill>
           <a:schemeClr val="phClr"/>
@@ -6567,7 +6123,7 @@
 </file>
 
 <file path=word/charts/style6.xml><?xml version="1.0" encoding="utf-8"?>
-<cs:chartStyle xmlns:cs="http://schemas.microsoft.com/office/drawing/2012/chartStyle" xmlns:a="http://schemas.openxmlformats.org/drawingml/2006/main" id="227">
+<cs:chartStyle xmlns:cs="http://schemas.microsoft.com/office/drawing/2012/chartStyle" xmlns:a="http://schemas.openxmlformats.org/drawingml/2006/main" id="201">
   <cs:axisTitle>
     <cs:lnRef idx="0"/>
     <cs:fillRef idx="0"/>
@@ -6675,11 +6231,6 @@
     <cs:fontRef idx="minor">
       <a:schemeClr val="tx1"/>
     </cs:fontRef>
-    <cs:spPr>
-      <a:solidFill>
-        <a:schemeClr val="phClr"/>
-      </a:solidFill>
-    </cs:spPr>
   </cs:dataPoint>
   <cs:dataPoint3D>
     <cs:lnRef idx="0"/>
@@ -6690,11 +6241,6 @@
     <cs:fontRef idx="minor">
       <a:schemeClr val="tx1"/>
     </cs:fontRef>
-    <cs:spPr>
-      <a:solidFill>
-        <a:schemeClr val="phClr"/>
-      </a:solidFill>
-    </cs:spPr>
   </cs:dataPoint3D>
   <cs:dataPointLine>
     <cs:lnRef idx="0">
@@ -6726,9 +6272,6 @@
       <a:schemeClr val="tx1"/>
     </cs:fontRef>
     <cs:spPr>
-      <a:solidFill>
-        <a:schemeClr val="phClr"/>
-      </a:solidFill>
       <a:ln w="9525">
         <a:solidFill>
           <a:schemeClr val="phClr"/>
